--- a/corpus/synthetic/m6-chart__065.docx
+++ b/corpus/synthetic/m6-chart__065.docx
@@ -167,6 +167,10 @@
         <c:crossAx val="111111111"/>
       </c:valAx>
     </c:plotArea>
+    <c:legend>
+      <c:legendPos val="b"/>
+      <c:overlay val="0"/>
+    </c:legend>
     <c:plotVisOnly val="1"/>
     <c:dispBlanksAs val="gap"/>
   </c:chart>
